--- a/lab2a/ПЗ2а_Сулимов_Козинцев.docx
+++ b/lab2a/ПЗ2а_Сулимов_Козинцев.docx
@@ -950,23 +950,7 @@
           <w:sz w:val="28"/>
           <w:szCs w:val="28"/>
         </w:rPr>
-        <w:t>изучить</w:t>
-      </w:r>
-      <w:r>
-        <w:rPr>
-          <w:rFonts w:ascii="Times New Roman" w:hAnsi="Times New Roman"/>
-          <w:sz w:val="28"/>
-          <w:szCs w:val="28"/>
-        </w:rPr>
-        <w:t xml:space="preserve"> метрики сложности потока управления</w:t>
-      </w:r>
-      <w:r>
-        <w:rPr>
-          <w:rFonts w:ascii="Times New Roman" w:hAnsi="Times New Roman"/>
-          <w:sz w:val="28"/>
-          <w:szCs w:val="28"/>
-        </w:rPr>
-        <w:t xml:space="preserve"> </w:t>
+        <w:t xml:space="preserve">изучить метрики сложности потока управления </w:t>
       </w:r>
     </w:p>
     <w:p>
@@ -984,10 +968,7 @@
         <w:t xml:space="preserve"> </w:t>
       </w:r>
       <w:r>
-        <w:t>н</w:t>
-      </w:r>
-      <w:r>
-        <w:t>аписать программу-парсер. Парсер может быть реализован на любом языке программирования и должен иметь графический интерфейс. Для анализа взять подготовленную программу на заданном языке. Результат работы парсера: вывод на экран абсолютной сложности, относительной сложности и максимального уровня вложенности.</w:t>
+        <w:t>написать программу-парсер. Парсер может быть реализован на любом языке программирования и должен иметь графический интерфейс. Для анализа взять подготовленную программу на заданном языке. Результат работы парсера: вывод на экран абсолютной сложности, относительной сложности и максимального уровня вложенности.</w:t>
       </w:r>
     </w:p>
     <w:p>
@@ -1129,20 +1110,9 @@
           <w:szCs w:val="28"/>
           <w:lang w:val="en-US"/>
         </w:rPr>
-        <w:t xml:space="preserve">  def </w:t>
-      </w:r>
-      <w:proofErr w:type="gramStart"/>
-      <w:r>
-        <w:rPr>
-          <w:rFonts w:ascii="Times New Roman" w:hAnsi="Times New Roman"/>
-          <w:sz w:val="28"/>
-          <w:szCs w:val="28"/>
-          <w:lang w:val="en-US"/>
-        </w:rPr>
-        <w:t>main(</w:t>
+        <w:t xml:space="preserve">  def main(</w:t>
       </w:r>
       <w:proofErr w:type="spellStart"/>
-      <w:proofErr w:type="gramEnd"/>
       <w:r>
         <w:rPr>
           <w:rFonts w:ascii="Times New Roman" w:hAnsi="Times New Roman"/>
@@ -1160,27 +1130,7 @@
           <w:szCs w:val="28"/>
           <w:lang w:val="en-US"/>
         </w:rPr>
-        <w:t xml:space="preserve">: </w:t>
-      </w:r>
-      <w:proofErr w:type="gramStart"/>
-      <w:r>
-        <w:rPr>
-          <w:rFonts w:ascii="Times New Roman" w:hAnsi="Times New Roman"/>
-          <w:sz w:val="28"/>
-          <w:szCs w:val="28"/>
-          <w:lang w:val="en-US"/>
-        </w:rPr>
-        <w:t>Array[</w:t>
-      </w:r>
-      <w:proofErr w:type="gramEnd"/>
-      <w:r>
-        <w:rPr>
-          <w:rFonts w:ascii="Times New Roman" w:hAnsi="Times New Roman"/>
-          <w:sz w:val="28"/>
-          <w:szCs w:val="28"/>
-          <w:lang w:val="en-US"/>
-        </w:rPr>
-        <w:t>String]): Unit = {</w:t>
+        <w:t>: Array[String]): Unit = {</w:t>
       </w:r>
     </w:p>
     <w:p>
@@ -1222,27 +1172,7 @@
           <w:szCs w:val="28"/>
           <w:lang w:val="en-US"/>
         </w:rPr>
-        <w:t xml:space="preserve"> numbers = </w:t>
-      </w:r>
-      <w:proofErr w:type="gramStart"/>
-      <w:r>
-        <w:rPr>
-          <w:rFonts w:ascii="Times New Roman" w:hAnsi="Times New Roman"/>
-          <w:sz w:val="28"/>
-          <w:szCs w:val="28"/>
-          <w:lang w:val="en-US"/>
-        </w:rPr>
-        <w:t>Array(</w:t>
-      </w:r>
-      <w:proofErr w:type="gramEnd"/>
-      <w:r>
-        <w:rPr>
-          <w:rFonts w:ascii="Times New Roman" w:hAnsi="Times New Roman"/>
-          <w:sz w:val="28"/>
-          <w:szCs w:val="28"/>
-          <w:lang w:val="en-US"/>
-        </w:rPr>
-        <w:t>1, 2, 3, 4, 5, 6, 7, 8, 9, 10)</w:t>
+        <w:t xml:space="preserve"> numbers = Array(1, 2, 3, 4, 5, 6, 7, 8, 9, 10)</w:t>
       </w:r>
     </w:p>
     <w:p>
@@ -1364,7 +1294,6 @@
         <w:t xml:space="preserve"> &lt; </w:t>
       </w:r>
       <w:proofErr w:type="spellStart"/>
-      <w:proofErr w:type="gramStart"/>
       <w:r>
         <w:rPr>
           <w:rFonts w:ascii="Times New Roman" w:hAnsi="Times New Roman"/>
@@ -1375,7 +1304,6 @@
         <w:t>numbers.length</w:t>
       </w:r>
       <w:proofErr w:type="spellEnd"/>
-      <w:proofErr w:type="gramEnd"/>
       <w:r>
         <w:rPr>
           <w:rFonts w:ascii="Times New Roman" w:hAnsi="Times New Roman"/>
@@ -1514,7 +1442,6 @@
         <w:t xml:space="preserve">    </w:t>
       </w:r>
       <w:proofErr w:type="spellStart"/>
-      <w:proofErr w:type="gramStart"/>
       <w:r>
         <w:rPr>
           <w:rFonts w:ascii="Times New Roman" w:hAnsi="Times New Roman"/>
@@ -1535,7 +1462,6 @@
         <w:t>(</w:t>
       </w:r>
       <w:proofErr w:type="spellStart"/>
-      <w:proofErr w:type="gramEnd"/>
       <w:r>
         <w:rPr>
           <w:rFonts w:ascii="Times New Roman" w:hAnsi="Times New Roman"/>
@@ -1632,19 +1558,8 @@
           <w:szCs w:val="28"/>
           <w:lang w:val="en-US"/>
         </w:rPr>
-        <w:t xml:space="preserve">      if (numbers(j) % 2 == </w:t>
-      </w:r>
-      <w:proofErr w:type="gramStart"/>
-      <w:r>
-        <w:rPr>
-          <w:rFonts w:ascii="Times New Roman" w:hAnsi="Times New Roman"/>
-          <w:sz w:val="28"/>
-          <w:szCs w:val="28"/>
-          <w:lang w:val="en-US"/>
-        </w:rPr>
-        <w:t>0) {</w:t>
-      </w:r>
-      <w:proofErr w:type="gramEnd"/>
+        <w:t xml:space="preserve">      if (numbers(j) % 2 == 0) {</w:t>
+      </w:r>
     </w:p>
     <w:p>
       <w:pPr>
@@ -1668,7 +1583,6 @@
         <w:t xml:space="preserve">        </w:t>
       </w:r>
       <w:proofErr w:type="spellStart"/>
-      <w:proofErr w:type="gramStart"/>
       <w:r>
         <w:rPr>
           <w:rFonts w:ascii="Times New Roman" w:hAnsi="Times New Roman"/>
@@ -1689,7 +1603,6 @@
         <w:t>(</w:t>
       </w:r>
       <w:proofErr w:type="spellStart"/>
-      <w:proofErr w:type="gramEnd"/>
       <w:r>
         <w:rPr>
           <w:rFonts w:ascii="Times New Roman" w:hAnsi="Times New Roman"/>
@@ -1707,27 +1620,7 @@
           <w:szCs w:val="28"/>
           <w:lang w:val="en-US"/>
         </w:rPr>
-        <w:t>: ${numbers(</w:t>
-      </w:r>
-      <w:proofErr w:type="gramStart"/>
-      <w:r>
-        <w:rPr>
-          <w:rFonts w:ascii="Times New Roman" w:hAnsi="Times New Roman"/>
-          <w:sz w:val="28"/>
-          <w:szCs w:val="28"/>
-          <w:lang w:val="en-US"/>
-        </w:rPr>
-        <w:t>j)}</w:t>
-      </w:r>
-      <w:proofErr w:type="gramEnd"/>
-      <w:r>
-        <w:rPr>
-          <w:rFonts w:ascii="Times New Roman" w:hAnsi="Times New Roman"/>
-          <w:sz w:val="28"/>
-          <w:szCs w:val="28"/>
-          <w:lang w:val="en-US"/>
-        </w:rPr>
-        <w:t>")</w:t>
+        <w:t>: ${numbers(j)}")</w:t>
       </w:r>
     </w:p>
     <w:p>
@@ -1774,7 +1667,6 @@
         <w:t xml:space="preserve">        </w:t>
       </w:r>
       <w:proofErr w:type="spellStart"/>
-      <w:proofErr w:type="gramStart"/>
       <w:r>
         <w:rPr>
           <w:rFonts w:ascii="Times New Roman" w:hAnsi="Times New Roman"/>
@@ -1795,7 +1687,6 @@
         <w:t>(</w:t>
       </w:r>
       <w:proofErr w:type="spellStart"/>
-      <w:proofErr w:type="gramEnd"/>
       <w:r>
         <w:rPr>
           <w:rFonts w:ascii="Times New Roman" w:hAnsi="Times New Roman"/>
@@ -1813,27 +1704,7 @@
           <w:szCs w:val="28"/>
           <w:lang w:val="en-US"/>
         </w:rPr>
-        <w:t>: ${numbers(</w:t>
-      </w:r>
-      <w:proofErr w:type="gramStart"/>
-      <w:r>
-        <w:rPr>
-          <w:rFonts w:ascii="Times New Roman" w:hAnsi="Times New Roman"/>
-          <w:sz w:val="28"/>
-          <w:szCs w:val="28"/>
-          <w:lang w:val="en-US"/>
-        </w:rPr>
-        <w:t>j)}</w:t>
-      </w:r>
-      <w:proofErr w:type="gramEnd"/>
-      <w:r>
-        <w:rPr>
-          <w:rFonts w:ascii="Times New Roman" w:hAnsi="Times New Roman"/>
-          <w:sz w:val="28"/>
-          <w:szCs w:val="28"/>
-          <w:lang w:val="en-US"/>
-        </w:rPr>
-        <w:t>")</w:t>
+        <w:t>: ${numbers(j)}")</w:t>
       </w:r>
     </w:p>
     <w:p>
@@ -1902,7 +1773,6 @@
         <w:t xml:space="preserve">    } while (j &lt; </w:t>
       </w:r>
       <w:proofErr w:type="spellStart"/>
-      <w:proofErr w:type="gramStart"/>
       <w:r>
         <w:rPr>
           <w:rFonts w:ascii="Times New Roman" w:hAnsi="Times New Roman"/>
@@ -1913,7 +1783,6 @@
         <w:t>numbers.length</w:t>
       </w:r>
       <w:proofErr w:type="spellEnd"/>
-      <w:proofErr w:type="gramEnd"/>
       <w:r>
         <w:rPr>
           <w:rFonts w:ascii="Times New Roman" w:hAnsi="Times New Roman"/>
@@ -1959,7 +1828,6 @@
         <w:t xml:space="preserve">    for (k &lt;- </w:t>
       </w:r>
       <w:proofErr w:type="spellStart"/>
-      <w:proofErr w:type="gramStart"/>
       <w:r>
         <w:rPr>
           <w:rFonts w:ascii="Times New Roman" w:hAnsi="Times New Roman"/>
@@ -1970,7 +1838,6 @@
         <w:t>numbers.indices</w:t>
       </w:r>
       <w:proofErr w:type="spellEnd"/>
-      <w:proofErr w:type="gramEnd"/>
       <w:r>
         <w:rPr>
           <w:rFonts w:ascii="Times New Roman" w:hAnsi="Times New Roman"/>
@@ -2042,19 +1909,8 @@
           <w:szCs w:val="28"/>
           <w:lang w:val="en-US"/>
         </w:rPr>
-        <w:t xml:space="preserve">      if (x &gt; </w:t>
-      </w:r>
-      <w:proofErr w:type="gramStart"/>
-      <w:r>
-        <w:rPr>
-          <w:rFonts w:ascii="Times New Roman" w:hAnsi="Times New Roman"/>
-          <w:sz w:val="28"/>
-          <w:szCs w:val="28"/>
-          <w:lang w:val="en-US"/>
-        </w:rPr>
-        <w:t>5) {</w:t>
-      </w:r>
-      <w:proofErr w:type="gramEnd"/>
+        <w:t xml:space="preserve">      if (x &gt; 5) {</w:t>
+      </w:r>
     </w:p>
     <w:p>
       <w:pPr>
@@ -2078,7 +1934,6 @@
         <w:t xml:space="preserve">        </w:t>
       </w:r>
       <w:proofErr w:type="spellStart"/>
-      <w:proofErr w:type="gramStart"/>
       <w:r>
         <w:rPr>
           <w:rFonts w:ascii="Times New Roman" w:hAnsi="Times New Roman"/>
@@ -2099,7 +1954,6 @@
         <w:t>(</w:t>
       </w:r>
       <w:proofErr w:type="spellStart"/>
-      <w:proofErr w:type="gramEnd"/>
       <w:r>
         <w:rPr>
           <w:rFonts w:ascii="Times New Roman" w:hAnsi="Times New Roman"/>
@@ -2139,19 +1993,8 @@
           <w:szCs w:val="28"/>
           <w:lang w:val="en-US"/>
         </w:rPr>
-        <w:t xml:space="preserve">      } else if (x &gt; </w:t>
-      </w:r>
-      <w:proofErr w:type="gramStart"/>
-      <w:r>
-        <w:rPr>
-          <w:rFonts w:ascii="Times New Roman" w:hAnsi="Times New Roman"/>
-          <w:sz w:val="28"/>
-          <w:szCs w:val="28"/>
-          <w:lang w:val="en-US"/>
-        </w:rPr>
-        <w:t>2) {</w:t>
-      </w:r>
-      <w:proofErr w:type="gramEnd"/>
+        <w:t xml:space="preserve">      } else if (x &gt; 2) {</w:t>
+      </w:r>
     </w:p>
     <w:p>
       <w:pPr>
@@ -2175,7 +2018,6 @@
         <w:t xml:space="preserve">        </w:t>
       </w:r>
       <w:proofErr w:type="spellStart"/>
-      <w:proofErr w:type="gramStart"/>
       <w:r>
         <w:rPr>
           <w:rFonts w:ascii="Times New Roman" w:hAnsi="Times New Roman"/>
@@ -2196,7 +2038,6 @@
         <w:t>(</w:t>
       </w:r>
       <w:proofErr w:type="spellStart"/>
-      <w:proofErr w:type="gramEnd"/>
       <w:r>
         <w:rPr>
           <w:rFonts w:ascii="Times New Roman" w:hAnsi="Times New Roman"/>
@@ -2261,7 +2102,6 @@
         <w:t xml:space="preserve">        </w:t>
       </w:r>
       <w:proofErr w:type="spellStart"/>
-      <w:proofErr w:type="gramStart"/>
       <w:r>
         <w:rPr>
           <w:rFonts w:ascii="Times New Roman" w:hAnsi="Times New Roman"/>
@@ -2282,7 +2122,6 @@
         <w:t>(</w:t>
       </w:r>
       <w:proofErr w:type="spellStart"/>
-      <w:proofErr w:type="gramEnd"/>
       <w:r>
         <w:rPr>
           <w:rFonts w:ascii="Times New Roman" w:hAnsi="Times New Roman"/>
@@ -2598,7 +2437,6 @@
         <w:t xml:space="preserve">    </w:t>
       </w:r>
       <w:proofErr w:type="spellStart"/>
-      <w:proofErr w:type="gramStart"/>
       <w:r>
         <w:rPr>
           <w:rFonts w:ascii="Times New Roman" w:hAnsi="Times New Roman"/>
@@ -2619,7 +2457,6 @@
         <w:t>(</w:t>
       </w:r>
       <w:proofErr w:type="spellStart"/>
-      <w:proofErr w:type="gramEnd"/>
       <w:r>
         <w:rPr>
           <w:rFonts w:ascii="Times New Roman" w:hAnsi="Times New Roman"/>
@@ -2694,52 +2531,30 @@
           <w:szCs w:val="28"/>
           <w:lang w:val="en-US"/>
         </w:rPr>
-        <w:t xml:space="preserve">    for (m &lt;- 1 to </w:t>
-      </w:r>
-      <w:proofErr w:type="gramStart"/>
-      <w:r>
-        <w:rPr>
-          <w:rFonts w:ascii="Times New Roman" w:hAnsi="Times New Roman"/>
-          <w:sz w:val="28"/>
-          <w:szCs w:val="28"/>
-          <w:lang w:val="en-US"/>
-        </w:rPr>
-        <w:t>2) {</w:t>
-      </w:r>
-      <w:proofErr w:type="gramEnd"/>
-    </w:p>
-    <w:p>
-      <w:pPr>
-        <w:spacing w:after="0"/>
-        <w:ind w:firstLine="720"/>
-        <w:jc w:val="both"/>
-        <w:rPr>
-          <w:rFonts w:ascii="Times New Roman" w:hAnsi="Times New Roman"/>
-          <w:sz w:val="28"/>
-          <w:szCs w:val="28"/>
-          <w:lang w:val="en-US"/>
-        </w:rPr>
-      </w:pPr>
-      <w:r>
-        <w:rPr>
-          <w:rFonts w:ascii="Times New Roman" w:hAnsi="Times New Roman"/>
-          <w:sz w:val="28"/>
-          <w:szCs w:val="28"/>
-          <w:lang w:val="en-US"/>
-        </w:rPr>
-        <w:t xml:space="preserve">      if (m == </w:t>
-      </w:r>
-      <w:proofErr w:type="gramStart"/>
-      <w:r>
-        <w:rPr>
-          <w:rFonts w:ascii="Times New Roman" w:hAnsi="Times New Roman"/>
-          <w:sz w:val="28"/>
-          <w:szCs w:val="28"/>
-          <w:lang w:val="en-US"/>
-        </w:rPr>
-        <w:t>1) {</w:t>
-      </w:r>
-      <w:proofErr w:type="gramEnd"/>
+        <w:t xml:space="preserve">    for (m &lt;- 1 to 2) {</w:t>
+      </w:r>
+    </w:p>
+    <w:p>
+      <w:pPr>
+        <w:spacing w:after="0"/>
+        <w:ind w:firstLine="720"/>
+        <w:jc w:val="both"/>
+        <w:rPr>
+          <w:rFonts w:ascii="Times New Roman" w:hAnsi="Times New Roman"/>
+          <w:sz w:val="28"/>
+          <w:szCs w:val="28"/>
+          <w:lang w:val="en-US"/>
+        </w:rPr>
+      </w:pPr>
+      <w:r>
+        <w:rPr>
+          <w:rFonts w:ascii="Times New Roman" w:hAnsi="Times New Roman"/>
+          <w:sz w:val="28"/>
+          <w:szCs w:val="28"/>
+          <w:lang w:val="en-US"/>
+        </w:rPr>
+        <w:t xml:space="preserve">      if (m == 1) {</w:t>
+      </w:r>
     </w:p>
     <w:p>
       <w:pPr>
@@ -2782,19 +2597,429 @@
           <w:szCs w:val="28"/>
           <w:lang w:val="en-US"/>
         </w:rPr>
-        <w:t xml:space="preserve">        while (n &lt; </w:t>
-      </w:r>
-      <w:proofErr w:type="gramStart"/>
-      <w:r>
-        <w:rPr>
-          <w:rFonts w:ascii="Times New Roman" w:hAnsi="Times New Roman"/>
-          <w:sz w:val="28"/>
-          <w:szCs w:val="28"/>
-          <w:lang w:val="en-US"/>
-        </w:rPr>
-        <w:t>3) {</w:t>
-      </w:r>
-      <w:proofErr w:type="gramEnd"/>
+        <w:t xml:space="preserve">        while (n &lt; 3) {</w:t>
+      </w:r>
+    </w:p>
+    <w:p>
+      <w:pPr>
+        <w:spacing w:after="0"/>
+        <w:ind w:firstLine="720"/>
+        <w:jc w:val="both"/>
+        <w:rPr>
+          <w:rFonts w:ascii="Times New Roman" w:hAnsi="Times New Roman"/>
+          <w:sz w:val="28"/>
+          <w:szCs w:val="28"/>
+          <w:lang w:val="en-US"/>
+        </w:rPr>
+      </w:pPr>
+      <w:r>
+        <w:rPr>
+          <w:rFonts w:ascii="Times New Roman" w:hAnsi="Times New Roman"/>
+          <w:sz w:val="28"/>
+          <w:szCs w:val="28"/>
+          <w:lang w:val="en-US"/>
+        </w:rPr>
+        <w:t xml:space="preserve">          n match {</w:t>
+      </w:r>
+    </w:p>
+    <w:p>
+      <w:pPr>
+        <w:spacing w:after="0"/>
+        <w:ind w:firstLine="720"/>
+        <w:jc w:val="both"/>
+        <w:rPr>
+          <w:rFonts w:ascii="Times New Roman" w:hAnsi="Times New Roman"/>
+          <w:sz w:val="28"/>
+          <w:szCs w:val="28"/>
+          <w:lang w:val="en-US"/>
+        </w:rPr>
+      </w:pPr>
+      <w:r>
+        <w:rPr>
+          <w:rFonts w:ascii="Times New Roman" w:hAnsi="Times New Roman"/>
+          <w:sz w:val="28"/>
+          <w:szCs w:val="28"/>
+          <w:lang w:val="en-US"/>
+        </w:rPr>
+        <w:t xml:space="preserve">            case 0 =&gt; </w:t>
+      </w:r>
+      <w:proofErr w:type="spellStart"/>
+      <w:r>
+        <w:rPr>
+          <w:rFonts w:ascii="Times New Roman" w:hAnsi="Times New Roman"/>
+          <w:sz w:val="28"/>
+          <w:szCs w:val="28"/>
+          <w:lang w:val="en-US"/>
+        </w:rPr>
+        <w:t>println</w:t>
+      </w:r>
+      <w:proofErr w:type="spellEnd"/>
+      <w:r>
+        <w:rPr>
+          <w:rFonts w:ascii="Times New Roman" w:hAnsi="Times New Roman"/>
+          <w:sz w:val="28"/>
+          <w:szCs w:val="28"/>
+          <w:lang w:val="en-US"/>
+        </w:rPr>
+        <w:t>("zero")</w:t>
+      </w:r>
+    </w:p>
+    <w:p>
+      <w:pPr>
+        <w:spacing w:after="0"/>
+        <w:ind w:firstLine="720"/>
+        <w:jc w:val="both"/>
+        <w:rPr>
+          <w:rFonts w:ascii="Times New Roman" w:hAnsi="Times New Roman"/>
+          <w:sz w:val="28"/>
+          <w:szCs w:val="28"/>
+          <w:lang w:val="en-US"/>
+        </w:rPr>
+      </w:pPr>
+      <w:r>
+        <w:rPr>
+          <w:rFonts w:ascii="Times New Roman" w:hAnsi="Times New Roman"/>
+          <w:sz w:val="28"/>
+          <w:szCs w:val="28"/>
+          <w:lang w:val="en-US"/>
+        </w:rPr>
+        <w:t xml:space="preserve">            case 1 =&gt; </w:t>
+      </w:r>
+      <w:proofErr w:type="spellStart"/>
+      <w:r>
+        <w:rPr>
+          <w:rFonts w:ascii="Times New Roman" w:hAnsi="Times New Roman"/>
+          <w:sz w:val="28"/>
+          <w:szCs w:val="28"/>
+          <w:lang w:val="en-US"/>
+        </w:rPr>
+        <w:t>println</w:t>
+      </w:r>
+      <w:proofErr w:type="spellEnd"/>
+      <w:r>
+        <w:rPr>
+          <w:rFonts w:ascii="Times New Roman" w:hAnsi="Times New Roman"/>
+          <w:sz w:val="28"/>
+          <w:szCs w:val="28"/>
+          <w:lang w:val="en-US"/>
+        </w:rPr>
+        <w:t>("one")</w:t>
+      </w:r>
+    </w:p>
+    <w:p>
+      <w:pPr>
+        <w:spacing w:after="0"/>
+        <w:ind w:firstLine="720"/>
+        <w:jc w:val="both"/>
+        <w:rPr>
+          <w:rFonts w:ascii="Times New Roman" w:hAnsi="Times New Roman"/>
+          <w:sz w:val="28"/>
+          <w:szCs w:val="28"/>
+          <w:lang w:val="en-US"/>
+        </w:rPr>
+      </w:pPr>
+      <w:r>
+        <w:rPr>
+          <w:rFonts w:ascii="Times New Roman" w:hAnsi="Times New Roman"/>
+          <w:sz w:val="28"/>
+          <w:szCs w:val="28"/>
+          <w:lang w:val="en-US"/>
+        </w:rPr>
+        <w:t xml:space="preserve">            case _ =&gt; </w:t>
+      </w:r>
+      <w:proofErr w:type="spellStart"/>
+      <w:r>
+        <w:rPr>
+          <w:rFonts w:ascii="Times New Roman" w:hAnsi="Times New Roman"/>
+          <w:sz w:val="28"/>
+          <w:szCs w:val="28"/>
+          <w:lang w:val="en-US"/>
+        </w:rPr>
+        <w:t>println</w:t>
+      </w:r>
+      <w:proofErr w:type="spellEnd"/>
+      <w:r>
+        <w:rPr>
+          <w:rFonts w:ascii="Times New Roman" w:hAnsi="Times New Roman"/>
+          <w:sz w:val="28"/>
+          <w:szCs w:val="28"/>
+          <w:lang w:val="en-US"/>
+        </w:rPr>
+        <w:t>("many")</w:t>
+      </w:r>
+    </w:p>
+    <w:p>
+      <w:pPr>
+        <w:spacing w:after="0"/>
+        <w:ind w:firstLine="720"/>
+        <w:jc w:val="both"/>
+        <w:rPr>
+          <w:rFonts w:ascii="Times New Roman" w:hAnsi="Times New Roman"/>
+          <w:sz w:val="28"/>
+          <w:szCs w:val="28"/>
+          <w:lang w:val="en-US"/>
+        </w:rPr>
+      </w:pPr>
+      <w:r>
+        <w:rPr>
+          <w:rFonts w:ascii="Times New Roman" w:hAnsi="Times New Roman"/>
+          <w:sz w:val="28"/>
+          <w:szCs w:val="28"/>
+          <w:lang w:val="en-US"/>
+        </w:rPr>
+        <w:t xml:space="preserve">          }</w:t>
+      </w:r>
+    </w:p>
+    <w:p>
+      <w:pPr>
+        <w:spacing w:after="0"/>
+        <w:ind w:firstLine="720"/>
+        <w:jc w:val="both"/>
+        <w:rPr>
+          <w:rFonts w:ascii="Times New Roman" w:hAnsi="Times New Roman"/>
+          <w:sz w:val="28"/>
+          <w:szCs w:val="28"/>
+          <w:lang w:val="en-US"/>
+        </w:rPr>
+      </w:pPr>
+      <w:r>
+        <w:rPr>
+          <w:rFonts w:ascii="Times New Roman" w:hAnsi="Times New Roman"/>
+          <w:sz w:val="28"/>
+          <w:szCs w:val="28"/>
+          <w:lang w:val="en-US"/>
+        </w:rPr>
+        <w:t xml:space="preserve">          n += 1</w:t>
+      </w:r>
+    </w:p>
+    <w:p>
+      <w:pPr>
+        <w:spacing w:after="0"/>
+        <w:ind w:firstLine="720"/>
+        <w:jc w:val="both"/>
+        <w:rPr>
+          <w:rFonts w:ascii="Times New Roman" w:hAnsi="Times New Roman"/>
+          <w:sz w:val="28"/>
+          <w:szCs w:val="28"/>
+          <w:lang w:val="en-US"/>
+        </w:rPr>
+      </w:pPr>
+      <w:r>
+        <w:rPr>
+          <w:rFonts w:ascii="Times New Roman" w:hAnsi="Times New Roman"/>
+          <w:sz w:val="28"/>
+          <w:szCs w:val="28"/>
+          <w:lang w:val="en-US"/>
+        </w:rPr>
+        <w:t xml:space="preserve">        }</w:t>
+      </w:r>
+    </w:p>
+    <w:p>
+      <w:pPr>
+        <w:spacing w:after="0"/>
+        <w:ind w:firstLine="720"/>
+        <w:jc w:val="both"/>
+        <w:rPr>
+          <w:rFonts w:ascii="Times New Roman" w:hAnsi="Times New Roman"/>
+          <w:sz w:val="28"/>
+          <w:szCs w:val="28"/>
+          <w:lang w:val="en-US"/>
+        </w:rPr>
+      </w:pPr>
+      <w:r>
+        <w:rPr>
+          <w:rFonts w:ascii="Times New Roman" w:hAnsi="Times New Roman"/>
+          <w:sz w:val="28"/>
+          <w:szCs w:val="28"/>
+          <w:lang w:val="en-US"/>
+        </w:rPr>
+        <w:t xml:space="preserve">      } else {</w:t>
+      </w:r>
+    </w:p>
+    <w:p>
+      <w:pPr>
+        <w:spacing w:after="0"/>
+        <w:ind w:firstLine="720"/>
+        <w:jc w:val="both"/>
+        <w:rPr>
+          <w:rFonts w:ascii="Times New Roman" w:hAnsi="Times New Roman"/>
+          <w:sz w:val="28"/>
+          <w:szCs w:val="28"/>
+          <w:lang w:val="en-US"/>
+        </w:rPr>
+      </w:pPr>
+      <w:r>
+        <w:rPr>
+          <w:rFonts w:ascii="Times New Roman" w:hAnsi="Times New Roman"/>
+          <w:sz w:val="28"/>
+          <w:szCs w:val="28"/>
+          <w:lang w:val="en-US"/>
+        </w:rPr>
+        <w:t xml:space="preserve">        </w:t>
+      </w:r>
+      <w:proofErr w:type="spellStart"/>
+      <w:r>
+        <w:rPr>
+          <w:rFonts w:ascii="Times New Roman" w:hAnsi="Times New Roman"/>
+          <w:sz w:val="28"/>
+          <w:szCs w:val="28"/>
+          <w:lang w:val="en-US"/>
+        </w:rPr>
+        <w:t>println</w:t>
+      </w:r>
+      <w:proofErr w:type="spellEnd"/>
+      <w:r>
+        <w:rPr>
+          <w:rFonts w:ascii="Times New Roman" w:hAnsi="Times New Roman"/>
+          <w:sz w:val="28"/>
+          <w:szCs w:val="28"/>
+          <w:lang w:val="en-US"/>
+        </w:rPr>
+        <w:t>(</w:t>
+      </w:r>
+      <w:proofErr w:type="spellStart"/>
+      <w:r>
+        <w:rPr>
+          <w:rFonts w:ascii="Times New Roman" w:hAnsi="Times New Roman"/>
+          <w:sz w:val="28"/>
+          <w:szCs w:val="28"/>
+          <w:lang w:val="en-US"/>
+        </w:rPr>
+        <w:t>s"m</w:t>
+      </w:r>
+      <w:proofErr w:type="spellEnd"/>
+      <w:r>
+        <w:rPr>
+          <w:rFonts w:ascii="Times New Roman" w:hAnsi="Times New Roman"/>
+          <w:sz w:val="28"/>
+          <w:szCs w:val="28"/>
+          <w:lang w:val="en-US"/>
+        </w:rPr>
+        <w:t xml:space="preserve"> = $m")</w:t>
+      </w:r>
+    </w:p>
+    <w:p>
+      <w:pPr>
+        <w:spacing w:after="0"/>
+        <w:ind w:firstLine="720"/>
+        <w:jc w:val="both"/>
+        <w:rPr>
+          <w:rFonts w:ascii="Times New Roman" w:hAnsi="Times New Roman"/>
+          <w:sz w:val="28"/>
+          <w:szCs w:val="28"/>
+          <w:lang w:val="en-US"/>
+        </w:rPr>
+      </w:pPr>
+      <w:r>
+        <w:rPr>
+          <w:rFonts w:ascii="Times New Roman" w:hAnsi="Times New Roman"/>
+          <w:sz w:val="28"/>
+          <w:szCs w:val="28"/>
+          <w:lang w:val="en-US"/>
+        </w:rPr>
+        <w:t xml:space="preserve">      }</w:t>
+      </w:r>
+    </w:p>
+    <w:p>
+      <w:pPr>
+        <w:spacing w:after="0"/>
+        <w:ind w:firstLine="720"/>
+        <w:jc w:val="both"/>
+        <w:rPr>
+          <w:rFonts w:ascii="Times New Roman" w:hAnsi="Times New Roman"/>
+          <w:sz w:val="28"/>
+          <w:szCs w:val="28"/>
+          <w:lang w:val="en-US"/>
+        </w:rPr>
+      </w:pPr>
+      <w:r>
+        <w:rPr>
+          <w:rFonts w:ascii="Times New Roman" w:hAnsi="Times New Roman"/>
+          <w:sz w:val="28"/>
+          <w:szCs w:val="28"/>
+          <w:lang w:val="en-US"/>
+        </w:rPr>
+        <w:t xml:space="preserve">    }</w:t>
+      </w:r>
+    </w:p>
+    <w:p>
+      <w:pPr>
+        <w:spacing w:after="0"/>
+        <w:ind w:firstLine="720"/>
+        <w:jc w:val="both"/>
+        <w:rPr>
+          <w:rFonts w:ascii="Times New Roman" w:hAnsi="Times New Roman"/>
+          <w:sz w:val="28"/>
+          <w:szCs w:val="28"/>
+          <w:lang w:val="en-US"/>
+        </w:rPr>
+      </w:pPr>
+    </w:p>
+    <w:p>
+      <w:pPr>
+        <w:spacing w:after="0"/>
+        <w:ind w:firstLine="720"/>
+        <w:jc w:val="both"/>
+        <w:rPr>
+          <w:rFonts w:ascii="Times New Roman" w:hAnsi="Times New Roman"/>
+          <w:sz w:val="28"/>
+          <w:szCs w:val="28"/>
+          <w:lang w:val="en-US"/>
+        </w:rPr>
+      </w:pPr>
+      <w:r>
+        <w:rPr>
+          <w:rFonts w:ascii="Times New Roman" w:hAnsi="Times New Roman"/>
+          <w:sz w:val="28"/>
+          <w:szCs w:val="28"/>
+          <w:lang w:val="en-US"/>
+        </w:rPr>
+        <w:t xml:space="preserve">    for (a &lt;- 1 to 3) {</w:t>
+      </w:r>
+    </w:p>
+    <w:p>
+      <w:pPr>
+        <w:spacing w:after="0"/>
+        <w:ind w:firstLine="720"/>
+        <w:jc w:val="both"/>
+        <w:rPr>
+          <w:rFonts w:ascii="Times New Roman" w:hAnsi="Times New Roman"/>
+          <w:sz w:val="28"/>
+          <w:szCs w:val="28"/>
+          <w:lang w:val="en-US"/>
+        </w:rPr>
+      </w:pPr>
+      <w:r>
+        <w:rPr>
+          <w:rFonts w:ascii="Times New Roman" w:hAnsi="Times New Roman"/>
+          <w:sz w:val="28"/>
+          <w:szCs w:val="28"/>
+          <w:lang w:val="en-US"/>
+        </w:rPr>
+        <w:t xml:space="preserve">      if (a &gt; 1) {</w:t>
+      </w:r>
+    </w:p>
+    <w:p>
+      <w:pPr>
+        <w:spacing w:after="0"/>
+        <w:ind w:firstLine="720"/>
+        <w:jc w:val="both"/>
+        <w:rPr>
+          <w:rFonts w:ascii="Times New Roman" w:hAnsi="Times New Roman"/>
+          <w:sz w:val="28"/>
+          <w:szCs w:val="28"/>
+          <w:lang w:val="en-US"/>
+        </w:rPr>
+      </w:pPr>
+      <w:r>
+        <w:rPr>
+          <w:rFonts w:ascii="Times New Roman" w:hAnsi="Times New Roman"/>
+          <w:sz w:val="28"/>
+          <w:szCs w:val="28"/>
+          <w:lang w:val="en-US"/>
+        </w:rPr>
+        <w:t xml:space="preserve">        if (a &lt; 3) {</w:t>
+      </w:r>
     </w:p>
     <w:p>
       <w:pPr>
@@ -2817,39 +3042,6 @@
         </w:rPr>
         <w:t xml:space="preserve">          </w:t>
       </w:r>
-      <w:proofErr w:type="gramStart"/>
-      <w:r>
-        <w:rPr>
-          <w:rFonts w:ascii="Times New Roman" w:hAnsi="Times New Roman"/>
-          <w:sz w:val="28"/>
-          <w:szCs w:val="28"/>
-          <w:lang w:val="en-US"/>
-        </w:rPr>
-        <w:t>n match {</w:t>
-      </w:r>
-      <w:proofErr w:type="gramEnd"/>
-    </w:p>
-    <w:p>
-      <w:pPr>
-        <w:spacing w:after="0"/>
-        <w:ind w:firstLine="720"/>
-        <w:jc w:val="both"/>
-        <w:rPr>
-          <w:rFonts w:ascii="Times New Roman" w:hAnsi="Times New Roman"/>
-          <w:sz w:val="28"/>
-          <w:szCs w:val="28"/>
-          <w:lang w:val="en-US"/>
-        </w:rPr>
-      </w:pPr>
-      <w:r>
-        <w:rPr>
-          <w:rFonts w:ascii="Times New Roman" w:hAnsi="Times New Roman"/>
-          <w:sz w:val="28"/>
-          <w:szCs w:val="28"/>
-          <w:lang w:val="en-US"/>
-        </w:rPr>
-        <w:t xml:space="preserve">            case 0 =&gt; </w:t>
-      </w:r>
       <w:proofErr w:type="spellStart"/>
       <w:r>
         <w:rPr>
@@ -2868,29 +3060,7 @@
           <w:szCs w:val="28"/>
           <w:lang w:val="en-US"/>
         </w:rPr>
-        <w:t>("zero")</w:t>
-      </w:r>
-    </w:p>
-    <w:p>
-      <w:pPr>
-        <w:spacing w:after="0"/>
-        <w:ind w:firstLine="720"/>
-        <w:jc w:val="both"/>
-        <w:rPr>
-          <w:rFonts w:ascii="Times New Roman" w:hAnsi="Times New Roman"/>
-          <w:sz w:val="28"/>
-          <w:szCs w:val="28"/>
-          <w:lang w:val="en-US"/>
-        </w:rPr>
-      </w:pPr>
-      <w:r>
-        <w:rPr>
-          <w:rFonts w:ascii="Times New Roman" w:hAnsi="Times New Roman"/>
-          <w:sz w:val="28"/>
-          <w:szCs w:val="28"/>
-          <w:lang w:val="en-US"/>
-        </w:rPr>
-        <w:t xml:space="preserve">            case 1 =&gt; </w:t>
+        <w:t>(</w:t>
       </w:r>
       <w:proofErr w:type="spellStart"/>
       <w:r>
@@ -2900,6 +3070,70 @@
           <w:szCs w:val="28"/>
           <w:lang w:val="en-US"/>
         </w:rPr>
+        <w:t>s"a</w:t>
+      </w:r>
+      <w:proofErr w:type="spellEnd"/>
+      <w:r>
+        <w:rPr>
+          <w:rFonts w:ascii="Times New Roman" w:hAnsi="Times New Roman"/>
+          <w:sz w:val="28"/>
+          <w:szCs w:val="28"/>
+          <w:lang w:val="en-US"/>
+        </w:rPr>
+        <w:t xml:space="preserve"> is 2")</w:t>
+      </w:r>
+    </w:p>
+    <w:p>
+      <w:pPr>
+        <w:spacing w:after="0"/>
+        <w:ind w:firstLine="720"/>
+        <w:jc w:val="both"/>
+        <w:rPr>
+          <w:rFonts w:ascii="Times New Roman" w:hAnsi="Times New Roman"/>
+          <w:sz w:val="28"/>
+          <w:szCs w:val="28"/>
+          <w:lang w:val="en-US"/>
+        </w:rPr>
+      </w:pPr>
+      <w:r>
+        <w:rPr>
+          <w:rFonts w:ascii="Times New Roman" w:hAnsi="Times New Roman"/>
+          <w:sz w:val="28"/>
+          <w:szCs w:val="28"/>
+          <w:lang w:val="en-US"/>
+        </w:rPr>
+        <w:t xml:space="preserve">        } else {</w:t>
+      </w:r>
+    </w:p>
+    <w:p>
+      <w:pPr>
+        <w:spacing w:after="0"/>
+        <w:ind w:firstLine="720"/>
+        <w:jc w:val="both"/>
+        <w:rPr>
+          <w:rFonts w:ascii="Times New Roman" w:hAnsi="Times New Roman"/>
+          <w:sz w:val="28"/>
+          <w:szCs w:val="28"/>
+          <w:lang w:val="en-US"/>
+        </w:rPr>
+      </w:pPr>
+      <w:r>
+        <w:rPr>
+          <w:rFonts w:ascii="Times New Roman" w:hAnsi="Times New Roman"/>
+          <w:sz w:val="28"/>
+          <w:szCs w:val="28"/>
+          <w:lang w:val="en-US"/>
+        </w:rPr>
+        <w:t xml:space="preserve">          </w:t>
+      </w:r>
+      <w:proofErr w:type="spellStart"/>
+      <w:r>
+        <w:rPr>
+          <w:rFonts w:ascii="Times New Roman" w:hAnsi="Times New Roman"/>
+          <w:sz w:val="28"/>
+          <w:szCs w:val="28"/>
+          <w:lang w:val="en-US"/>
+        </w:rPr>
         <w:t>println</w:t>
       </w:r>
       <w:proofErr w:type="spellEnd"/>
@@ -2910,29 +3144,7 @@
           <w:szCs w:val="28"/>
           <w:lang w:val="en-US"/>
         </w:rPr>
-        <w:t>("one")</w:t>
-      </w:r>
-    </w:p>
-    <w:p>
-      <w:pPr>
-        <w:spacing w:after="0"/>
-        <w:ind w:firstLine="720"/>
-        <w:jc w:val="both"/>
-        <w:rPr>
-          <w:rFonts w:ascii="Times New Roman" w:hAnsi="Times New Roman"/>
-          <w:sz w:val="28"/>
-          <w:szCs w:val="28"/>
-          <w:lang w:val="en-US"/>
-        </w:rPr>
-      </w:pPr>
-      <w:r>
-        <w:rPr>
-          <w:rFonts w:ascii="Times New Roman" w:hAnsi="Times New Roman"/>
-          <w:sz w:val="28"/>
-          <w:szCs w:val="28"/>
-          <w:lang w:val="en-US"/>
-        </w:rPr>
-        <w:t xml:space="preserve">            case _ =&gt; </w:t>
+        <w:t>(</w:t>
       </w:r>
       <w:proofErr w:type="spellStart"/>
       <w:r>
@@ -2942,6 +3154,92 @@
           <w:szCs w:val="28"/>
           <w:lang w:val="en-US"/>
         </w:rPr>
+        <w:t>s"a</w:t>
+      </w:r>
+      <w:proofErr w:type="spellEnd"/>
+      <w:r>
+        <w:rPr>
+          <w:rFonts w:ascii="Times New Roman" w:hAnsi="Times New Roman"/>
+          <w:sz w:val="28"/>
+          <w:szCs w:val="28"/>
+          <w:lang w:val="en-US"/>
+        </w:rPr>
+        <w:t xml:space="preserve"> is 3")</w:t>
+      </w:r>
+    </w:p>
+    <w:p>
+      <w:pPr>
+        <w:spacing w:after="0"/>
+        <w:ind w:firstLine="720"/>
+        <w:jc w:val="both"/>
+        <w:rPr>
+          <w:rFonts w:ascii="Times New Roman" w:hAnsi="Times New Roman"/>
+          <w:sz w:val="28"/>
+          <w:szCs w:val="28"/>
+          <w:lang w:val="en-US"/>
+        </w:rPr>
+      </w:pPr>
+      <w:r>
+        <w:rPr>
+          <w:rFonts w:ascii="Times New Roman" w:hAnsi="Times New Roman"/>
+          <w:sz w:val="28"/>
+          <w:szCs w:val="28"/>
+          <w:lang w:val="en-US"/>
+        </w:rPr>
+        <w:t xml:space="preserve">        }</w:t>
+      </w:r>
+    </w:p>
+    <w:p>
+      <w:pPr>
+        <w:spacing w:after="0"/>
+        <w:ind w:firstLine="720"/>
+        <w:jc w:val="both"/>
+        <w:rPr>
+          <w:rFonts w:ascii="Times New Roman" w:hAnsi="Times New Roman"/>
+          <w:sz w:val="28"/>
+          <w:szCs w:val="28"/>
+          <w:lang w:val="en-US"/>
+        </w:rPr>
+      </w:pPr>
+      <w:r>
+        <w:rPr>
+          <w:rFonts w:ascii="Times New Roman" w:hAnsi="Times New Roman"/>
+          <w:sz w:val="28"/>
+          <w:szCs w:val="28"/>
+          <w:lang w:val="en-US"/>
+        </w:rPr>
+        <w:t xml:space="preserve">      } else {</w:t>
+      </w:r>
+    </w:p>
+    <w:p>
+      <w:pPr>
+        <w:spacing w:after="0"/>
+        <w:ind w:firstLine="720"/>
+        <w:jc w:val="both"/>
+        <w:rPr>
+          <w:rFonts w:ascii="Times New Roman" w:hAnsi="Times New Roman"/>
+          <w:sz w:val="28"/>
+          <w:szCs w:val="28"/>
+          <w:lang w:val="ru-RU"/>
+        </w:rPr>
+      </w:pPr>
+      <w:r>
+        <w:rPr>
+          <w:rFonts w:ascii="Times New Roman" w:hAnsi="Times New Roman"/>
+          <w:sz w:val="28"/>
+          <w:szCs w:val="28"/>
+          <w:lang w:val="en-US"/>
+        </w:rPr>
+        <w:t xml:space="preserve">        </w:t>
+      </w:r>
+      <w:proofErr w:type="spellStart"/>
+      <w:r>
+        <w:rPr>
+          <w:rFonts w:ascii="Times New Roman" w:hAnsi="Times New Roman"/>
+          <w:sz w:val="28"/>
+          <w:szCs w:val="28"/>
+          <w:lang w:val="en-US"/>
+        </w:rPr>
         <w:t>println</w:t>
       </w:r>
       <w:proofErr w:type="spellEnd"/>
@@ -2950,556 +3248,10 @@
           <w:rFonts w:ascii="Times New Roman" w:hAnsi="Times New Roman"/>
           <w:sz w:val="28"/>
           <w:szCs w:val="28"/>
-          <w:lang w:val="en-US"/>
-        </w:rPr>
-        <w:t>("many")</w:t>
-      </w:r>
-    </w:p>
-    <w:p>
-      <w:pPr>
-        <w:spacing w:after="0"/>
-        <w:ind w:firstLine="720"/>
-        <w:jc w:val="both"/>
-        <w:rPr>
-          <w:rFonts w:ascii="Times New Roman" w:hAnsi="Times New Roman"/>
-          <w:sz w:val="28"/>
-          <w:szCs w:val="28"/>
-          <w:lang w:val="en-US"/>
-        </w:rPr>
-      </w:pPr>
-      <w:r>
-        <w:rPr>
-          <w:rFonts w:ascii="Times New Roman" w:hAnsi="Times New Roman"/>
-          <w:sz w:val="28"/>
-          <w:szCs w:val="28"/>
-          <w:lang w:val="en-US"/>
-        </w:rPr>
-        <w:t xml:space="preserve">          }</w:t>
-      </w:r>
-    </w:p>
-    <w:p>
-      <w:pPr>
-        <w:spacing w:after="0"/>
-        <w:ind w:firstLine="720"/>
-        <w:jc w:val="both"/>
-        <w:rPr>
-          <w:rFonts w:ascii="Times New Roman" w:hAnsi="Times New Roman"/>
-          <w:sz w:val="28"/>
-          <w:szCs w:val="28"/>
-          <w:lang w:val="en-US"/>
-        </w:rPr>
-      </w:pPr>
-      <w:r>
-        <w:rPr>
-          <w:rFonts w:ascii="Times New Roman" w:hAnsi="Times New Roman"/>
-          <w:sz w:val="28"/>
-          <w:szCs w:val="28"/>
-          <w:lang w:val="en-US"/>
-        </w:rPr>
-        <w:t xml:space="preserve">          n += 1</w:t>
-      </w:r>
-    </w:p>
-    <w:p>
-      <w:pPr>
-        <w:spacing w:after="0"/>
-        <w:ind w:firstLine="720"/>
-        <w:jc w:val="both"/>
-        <w:rPr>
-          <w:rFonts w:ascii="Times New Roman" w:hAnsi="Times New Roman"/>
-          <w:sz w:val="28"/>
-          <w:szCs w:val="28"/>
-          <w:lang w:val="en-US"/>
-        </w:rPr>
-      </w:pPr>
-      <w:r>
-        <w:rPr>
-          <w:rFonts w:ascii="Times New Roman" w:hAnsi="Times New Roman"/>
-          <w:sz w:val="28"/>
-          <w:szCs w:val="28"/>
-          <w:lang w:val="en-US"/>
-        </w:rPr>
-        <w:t xml:space="preserve">        }</w:t>
-      </w:r>
-    </w:p>
-    <w:p>
-      <w:pPr>
-        <w:spacing w:after="0"/>
-        <w:ind w:firstLine="720"/>
-        <w:jc w:val="both"/>
-        <w:rPr>
-          <w:rFonts w:ascii="Times New Roman" w:hAnsi="Times New Roman"/>
-          <w:sz w:val="28"/>
-          <w:szCs w:val="28"/>
-          <w:lang w:val="en-US"/>
-        </w:rPr>
-      </w:pPr>
-      <w:r>
-        <w:rPr>
-          <w:rFonts w:ascii="Times New Roman" w:hAnsi="Times New Roman"/>
-          <w:sz w:val="28"/>
-          <w:szCs w:val="28"/>
-          <w:lang w:val="en-US"/>
-        </w:rPr>
-        <w:t xml:space="preserve">      } else {</w:t>
-      </w:r>
-    </w:p>
-    <w:p>
-      <w:pPr>
-        <w:spacing w:after="0"/>
-        <w:ind w:firstLine="720"/>
-        <w:jc w:val="both"/>
-        <w:rPr>
-          <w:rFonts w:ascii="Times New Roman" w:hAnsi="Times New Roman"/>
-          <w:sz w:val="28"/>
-          <w:szCs w:val="28"/>
-          <w:lang w:val="en-US"/>
-        </w:rPr>
-      </w:pPr>
-      <w:r>
-        <w:rPr>
-          <w:rFonts w:ascii="Times New Roman" w:hAnsi="Times New Roman"/>
-          <w:sz w:val="28"/>
-          <w:szCs w:val="28"/>
-          <w:lang w:val="en-US"/>
-        </w:rPr>
-        <w:t xml:space="preserve">        </w:t>
-      </w:r>
-      <w:proofErr w:type="spellStart"/>
-      <w:proofErr w:type="gramStart"/>
-      <w:r>
-        <w:rPr>
-          <w:rFonts w:ascii="Times New Roman" w:hAnsi="Times New Roman"/>
-          <w:sz w:val="28"/>
-          <w:szCs w:val="28"/>
-          <w:lang w:val="en-US"/>
-        </w:rPr>
-        <w:t>println</w:t>
-      </w:r>
-      <w:proofErr w:type="spellEnd"/>
-      <w:r>
-        <w:rPr>
-          <w:rFonts w:ascii="Times New Roman" w:hAnsi="Times New Roman"/>
-          <w:sz w:val="28"/>
-          <w:szCs w:val="28"/>
-          <w:lang w:val="en-US"/>
+          <w:lang w:val="ru-RU"/>
         </w:rPr>
         <w:t>(</w:t>
       </w:r>
-      <w:proofErr w:type="spellStart"/>
-      <w:proofErr w:type="gramEnd"/>
-      <w:r>
-        <w:rPr>
-          <w:rFonts w:ascii="Times New Roman" w:hAnsi="Times New Roman"/>
-          <w:sz w:val="28"/>
-          <w:szCs w:val="28"/>
-          <w:lang w:val="en-US"/>
-        </w:rPr>
-        <w:t>s"m</w:t>
-      </w:r>
-      <w:proofErr w:type="spellEnd"/>
-      <w:r>
-        <w:rPr>
-          <w:rFonts w:ascii="Times New Roman" w:hAnsi="Times New Roman"/>
-          <w:sz w:val="28"/>
-          <w:szCs w:val="28"/>
-          <w:lang w:val="en-US"/>
-        </w:rPr>
-        <w:t xml:space="preserve"> = $m")</w:t>
-      </w:r>
-    </w:p>
-    <w:p>
-      <w:pPr>
-        <w:spacing w:after="0"/>
-        <w:ind w:firstLine="720"/>
-        <w:jc w:val="both"/>
-        <w:rPr>
-          <w:rFonts w:ascii="Times New Roman" w:hAnsi="Times New Roman"/>
-          <w:sz w:val="28"/>
-          <w:szCs w:val="28"/>
-          <w:lang w:val="en-US"/>
-        </w:rPr>
-      </w:pPr>
-      <w:r>
-        <w:rPr>
-          <w:rFonts w:ascii="Times New Roman" w:hAnsi="Times New Roman"/>
-          <w:sz w:val="28"/>
-          <w:szCs w:val="28"/>
-          <w:lang w:val="en-US"/>
-        </w:rPr>
-        <w:t xml:space="preserve">      }</w:t>
-      </w:r>
-    </w:p>
-    <w:p>
-      <w:pPr>
-        <w:spacing w:after="0"/>
-        <w:ind w:firstLine="720"/>
-        <w:jc w:val="both"/>
-        <w:rPr>
-          <w:rFonts w:ascii="Times New Roman" w:hAnsi="Times New Roman"/>
-          <w:sz w:val="28"/>
-          <w:szCs w:val="28"/>
-          <w:lang w:val="en-US"/>
-        </w:rPr>
-      </w:pPr>
-      <w:r>
-        <w:rPr>
-          <w:rFonts w:ascii="Times New Roman" w:hAnsi="Times New Roman"/>
-          <w:sz w:val="28"/>
-          <w:szCs w:val="28"/>
-          <w:lang w:val="en-US"/>
-        </w:rPr>
-        <w:t xml:space="preserve">    }</w:t>
-      </w:r>
-    </w:p>
-    <w:p>
-      <w:pPr>
-        <w:spacing w:after="0"/>
-        <w:ind w:firstLine="720"/>
-        <w:jc w:val="both"/>
-        <w:rPr>
-          <w:rFonts w:ascii="Times New Roman" w:hAnsi="Times New Roman"/>
-          <w:sz w:val="28"/>
-          <w:szCs w:val="28"/>
-          <w:lang w:val="en-US"/>
-        </w:rPr>
-      </w:pPr>
-    </w:p>
-    <w:p>
-      <w:pPr>
-        <w:spacing w:after="0"/>
-        <w:ind w:firstLine="720"/>
-        <w:jc w:val="both"/>
-        <w:rPr>
-          <w:rFonts w:ascii="Times New Roman" w:hAnsi="Times New Roman"/>
-          <w:sz w:val="28"/>
-          <w:szCs w:val="28"/>
-          <w:lang w:val="en-US"/>
-        </w:rPr>
-      </w:pPr>
-      <w:r>
-        <w:rPr>
-          <w:rFonts w:ascii="Times New Roman" w:hAnsi="Times New Roman"/>
-          <w:sz w:val="28"/>
-          <w:szCs w:val="28"/>
-          <w:lang w:val="en-US"/>
-        </w:rPr>
-        <w:t xml:space="preserve">    for (a &lt;- 1 to </w:t>
-      </w:r>
-      <w:proofErr w:type="gramStart"/>
-      <w:r>
-        <w:rPr>
-          <w:rFonts w:ascii="Times New Roman" w:hAnsi="Times New Roman"/>
-          <w:sz w:val="28"/>
-          <w:szCs w:val="28"/>
-          <w:lang w:val="en-US"/>
-        </w:rPr>
-        <w:t>3) {</w:t>
-      </w:r>
-      <w:proofErr w:type="gramEnd"/>
-    </w:p>
-    <w:p>
-      <w:pPr>
-        <w:spacing w:after="0"/>
-        <w:ind w:firstLine="720"/>
-        <w:jc w:val="both"/>
-        <w:rPr>
-          <w:rFonts w:ascii="Times New Roman" w:hAnsi="Times New Roman"/>
-          <w:sz w:val="28"/>
-          <w:szCs w:val="28"/>
-          <w:lang w:val="en-US"/>
-        </w:rPr>
-      </w:pPr>
-      <w:r>
-        <w:rPr>
-          <w:rFonts w:ascii="Times New Roman" w:hAnsi="Times New Roman"/>
-          <w:sz w:val="28"/>
-          <w:szCs w:val="28"/>
-          <w:lang w:val="en-US"/>
-        </w:rPr>
-        <w:t xml:space="preserve">      if (a &gt; </w:t>
-      </w:r>
-      <w:proofErr w:type="gramStart"/>
-      <w:r>
-        <w:rPr>
-          <w:rFonts w:ascii="Times New Roman" w:hAnsi="Times New Roman"/>
-          <w:sz w:val="28"/>
-          <w:szCs w:val="28"/>
-          <w:lang w:val="en-US"/>
-        </w:rPr>
-        <w:t>1) {</w:t>
-      </w:r>
-      <w:proofErr w:type="gramEnd"/>
-    </w:p>
-    <w:p>
-      <w:pPr>
-        <w:spacing w:after="0"/>
-        <w:ind w:firstLine="720"/>
-        <w:jc w:val="both"/>
-        <w:rPr>
-          <w:rFonts w:ascii="Times New Roman" w:hAnsi="Times New Roman"/>
-          <w:sz w:val="28"/>
-          <w:szCs w:val="28"/>
-          <w:lang w:val="en-US"/>
-        </w:rPr>
-      </w:pPr>
-      <w:r>
-        <w:rPr>
-          <w:rFonts w:ascii="Times New Roman" w:hAnsi="Times New Roman"/>
-          <w:sz w:val="28"/>
-          <w:szCs w:val="28"/>
-          <w:lang w:val="en-US"/>
-        </w:rPr>
-        <w:t xml:space="preserve">        if (a &lt; </w:t>
-      </w:r>
-      <w:proofErr w:type="gramStart"/>
-      <w:r>
-        <w:rPr>
-          <w:rFonts w:ascii="Times New Roman" w:hAnsi="Times New Roman"/>
-          <w:sz w:val="28"/>
-          <w:szCs w:val="28"/>
-          <w:lang w:val="en-US"/>
-        </w:rPr>
-        <w:t>3) {</w:t>
-      </w:r>
-      <w:proofErr w:type="gramEnd"/>
-    </w:p>
-    <w:p>
-      <w:pPr>
-        <w:spacing w:after="0"/>
-        <w:ind w:firstLine="720"/>
-        <w:jc w:val="both"/>
-        <w:rPr>
-          <w:rFonts w:ascii="Times New Roman" w:hAnsi="Times New Roman"/>
-          <w:sz w:val="28"/>
-          <w:szCs w:val="28"/>
-          <w:lang w:val="en-US"/>
-        </w:rPr>
-      </w:pPr>
-      <w:r>
-        <w:rPr>
-          <w:rFonts w:ascii="Times New Roman" w:hAnsi="Times New Roman"/>
-          <w:sz w:val="28"/>
-          <w:szCs w:val="28"/>
-          <w:lang w:val="en-US"/>
-        </w:rPr>
-        <w:t xml:space="preserve">          </w:t>
-      </w:r>
-      <w:proofErr w:type="spellStart"/>
-      <w:proofErr w:type="gramStart"/>
-      <w:r>
-        <w:rPr>
-          <w:rFonts w:ascii="Times New Roman" w:hAnsi="Times New Roman"/>
-          <w:sz w:val="28"/>
-          <w:szCs w:val="28"/>
-          <w:lang w:val="en-US"/>
-        </w:rPr>
-        <w:t>println</w:t>
-      </w:r>
-      <w:proofErr w:type="spellEnd"/>
-      <w:r>
-        <w:rPr>
-          <w:rFonts w:ascii="Times New Roman" w:hAnsi="Times New Roman"/>
-          <w:sz w:val="28"/>
-          <w:szCs w:val="28"/>
-          <w:lang w:val="en-US"/>
-        </w:rPr>
-        <w:t>(</w:t>
-      </w:r>
-      <w:proofErr w:type="spellStart"/>
-      <w:proofErr w:type="gramEnd"/>
-      <w:r>
-        <w:rPr>
-          <w:rFonts w:ascii="Times New Roman" w:hAnsi="Times New Roman"/>
-          <w:sz w:val="28"/>
-          <w:szCs w:val="28"/>
-          <w:lang w:val="en-US"/>
-        </w:rPr>
-        <w:t>s"a</w:t>
-      </w:r>
-      <w:proofErr w:type="spellEnd"/>
-      <w:r>
-        <w:rPr>
-          <w:rFonts w:ascii="Times New Roman" w:hAnsi="Times New Roman"/>
-          <w:sz w:val="28"/>
-          <w:szCs w:val="28"/>
-          <w:lang w:val="en-US"/>
-        </w:rPr>
-        <w:t xml:space="preserve"> is 2")</w:t>
-      </w:r>
-    </w:p>
-    <w:p>
-      <w:pPr>
-        <w:spacing w:after="0"/>
-        <w:ind w:firstLine="720"/>
-        <w:jc w:val="both"/>
-        <w:rPr>
-          <w:rFonts w:ascii="Times New Roman" w:hAnsi="Times New Roman"/>
-          <w:sz w:val="28"/>
-          <w:szCs w:val="28"/>
-          <w:lang w:val="en-US"/>
-        </w:rPr>
-      </w:pPr>
-      <w:r>
-        <w:rPr>
-          <w:rFonts w:ascii="Times New Roman" w:hAnsi="Times New Roman"/>
-          <w:sz w:val="28"/>
-          <w:szCs w:val="28"/>
-          <w:lang w:val="en-US"/>
-        </w:rPr>
-        <w:t xml:space="preserve">        } else {</w:t>
-      </w:r>
-    </w:p>
-    <w:p>
-      <w:pPr>
-        <w:spacing w:after="0"/>
-        <w:ind w:firstLine="720"/>
-        <w:jc w:val="both"/>
-        <w:rPr>
-          <w:rFonts w:ascii="Times New Roman" w:hAnsi="Times New Roman"/>
-          <w:sz w:val="28"/>
-          <w:szCs w:val="28"/>
-          <w:lang w:val="en-US"/>
-        </w:rPr>
-      </w:pPr>
-      <w:r>
-        <w:rPr>
-          <w:rFonts w:ascii="Times New Roman" w:hAnsi="Times New Roman"/>
-          <w:sz w:val="28"/>
-          <w:szCs w:val="28"/>
-          <w:lang w:val="en-US"/>
-        </w:rPr>
-        <w:t xml:space="preserve">          </w:t>
-      </w:r>
-      <w:proofErr w:type="spellStart"/>
-      <w:proofErr w:type="gramStart"/>
-      <w:r>
-        <w:rPr>
-          <w:rFonts w:ascii="Times New Roman" w:hAnsi="Times New Roman"/>
-          <w:sz w:val="28"/>
-          <w:szCs w:val="28"/>
-          <w:lang w:val="en-US"/>
-        </w:rPr>
-        <w:t>println</w:t>
-      </w:r>
-      <w:proofErr w:type="spellEnd"/>
-      <w:r>
-        <w:rPr>
-          <w:rFonts w:ascii="Times New Roman" w:hAnsi="Times New Roman"/>
-          <w:sz w:val="28"/>
-          <w:szCs w:val="28"/>
-          <w:lang w:val="en-US"/>
-        </w:rPr>
-        <w:t>(</w:t>
-      </w:r>
-      <w:proofErr w:type="spellStart"/>
-      <w:proofErr w:type="gramEnd"/>
-      <w:r>
-        <w:rPr>
-          <w:rFonts w:ascii="Times New Roman" w:hAnsi="Times New Roman"/>
-          <w:sz w:val="28"/>
-          <w:szCs w:val="28"/>
-          <w:lang w:val="en-US"/>
-        </w:rPr>
-        <w:t>s"a</w:t>
-      </w:r>
-      <w:proofErr w:type="spellEnd"/>
-      <w:r>
-        <w:rPr>
-          <w:rFonts w:ascii="Times New Roman" w:hAnsi="Times New Roman"/>
-          <w:sz w:val="28"/>
-          <w:szCs w:val="28"/>
-          <w:lang w:val="en-US"/>
-        </w:rPr>
-        <w:t xml:space="preserve"> is 3")</w:t>
-      </w:r>
-    </w:p>
-    <w:p>
-      <w:pPr>
-        <w:spacing w:after="0"/>
-        <w:ind w:firstLine="720"/>
-        <w:jc w:val="both"/>
-        <w:rPr>
-          <w:rFonts w:ascii="Times New Roman" w:hAnsi="Times New Roman"/>
-          <w:sz w:val="28"/>
-          <w:szCs w:val="28"/>
-          <w:lang w:val="en-US"/>
-        </w:rPr>
-      </w:pPr>
-      <w:r>
-        <w:rPr>
-          <w:rFonts w:ascii="Times New Roman" w:hAnsi="Times New Roman"/>
-          <w:sz w:val="28"/>
-          <w:szCs w:val="28"/>
-          <w:lang w:val="en-US"/>
-        </w:rPr>
-        <w:t xml:space="preserve">        }</w:t>
-      </w:r>
-    </w:p>
-    <w:p>
-      <w:pPr>
-        <w:spacing w:after="0"/>
-        <w:ind w:firstLine="720"/>
-        <w:jc w:val="both"/>
-        <w:rPr>
-          <w:rFonts w:ascii="Times New Roman" w:hAnsi="Times New Roman"/>
-          <w:sz w:val="28"/>
-          <w:szCs w:val="28"/>
-          <w:lang w:val="en-US"/>
-        </w:rPr>
-      </w:pPr>
-      <w:r>
-        <w:rPr>
-          <w:rFonts w:ascii="Times New Roman" w:hAnsi="Times New Roman"/>
-          <w:sz w:val="28"/>
-          <w:szCs w:val="28"/>
-          <w:lang w:val="en-US"/>
-        </w:rPr>
-        <w:t xml:space="preserve">      } else {</w:t>
-      </w:r>
-    </w:p>
-    <w:p>
-      <w:pPr>
-        <w:spacing w:after="0"/>
-        <w:ind w:firstLine="720"/>
-        <w:jc w:val="both"/>
-        <w:rPr>
-          <w:rFonts w:ascii="Times New Roman" w:hAnsi="Times New Roman"/>
-          <w:sz w:val="28"/>
-          <w:szCs w:val="28"/>
-          <w:lang w:val="ru-RU"/>
-        </w:rPr>
-      </w:pPr>
-      <w:r>
-        <w:rPr>
-          <w:rFonts w:ascii="Times New Roman" w:hAnsi="Times New Roman"/>
-          <w:sz w:val="28"/>
-          <w:szCs w:val="28"/>
-          <w:lang w:val="en-US"/>
-        </w:rPr>
-        <w:t xml:space="preserve">        </w:t>
-      </w:r>
-      <w:proofErr w:type="spellStart"/>
-      <w:proofErr w:type="gramStart"/>
-      <w:r>
-        <w:rPr>
-          <w:rFonts w:ascii="Times New Roman" w:hAnsi="Times New Roman"/>
-          <w:sz w:val="28"/>
-          <w:szCs w:val="28"/>
-          <w:lang w:val="en-US"/>
-        </w:rPr>
-        <w:t>println</w:t>
-      </w:r>
-      <w:proofErr w:type="spellEnd"/>
-      <w:r>
-        <w:rPr>
-          <w:rFonts w:ascii="Times New Roman" w:hAnsi="Times New Roman"/>
-          <w:sz w:val="28"/>
-          <w:szCs w:val="28"/>
-          <w:lang w:val="ru-RU"/>
-        </w:rPr>
-        <w:t>(</w:t>
-      </w:r>
-      <w:proofErr w:type="gramEnd"/>
       <w:r>
         <w:rPr>
           <w:rFonts w:ascii="Times New Roman" w:hAnsi="Times New Roman"/>
@@ -3742,9 +3494,6 @@
     <w:p>
       <w:pPr>
         <w:pStyle w:val="ae"/>
-        <w:rPr>
-          <w:lang w:val="en-US"/>
-        </w:rPr>
       </w:pPr>
       <w:r>
         <w:t xml:space="preserve">Общее число операторов </w:t>
@@ -3797,9 +3546,6 @@
     <w:p>
       <w:pPr>
         <w:pStyle w:val="ae"/>
-        <w:rPr>
-          <w:lang w:val="en-US"/>
-        </w:rPr>
       </w:pPr>
       <w:r>
         <w:t xml:space="preserve">Максимальный уровень вложенности </w:t>
@@ -3820,9 +3566,6 @@
     <w:p>
       <w:pPr>
         <w:pStyle w:val="ae"/>
-        <w:rPr>
-          <w:lang w:val="en-US"/>
-        </w:rPr>
       </w:pPr>
     </w:p>
     <w:p>
@@ -3883,6 +3626,7 @@
       <w:r>
         <w:rPr>
           <w:rFonts w:ascii="Times New Roman" w:hAnsi="Times New Roman"/>
+          <w:noProof/>
           <w:sz w:val="28"/>
           <w:szCs w:val="28"/>
           <w:lang w:val="ru-RU"/>
@@ -3973,42 +3717,25 @@
         <w:ind w:firstLine="720"/>
       </w:pPr>
       <w:r>
-        <w:t>Схема алгоритма</w:t>
-      </w:r>
-      <w:r>
-        <w:t xml:space="preserve"> работы программы</w:t>
-      </w:r>
-      <w:r>
-        <w:t xml:space="preserve"> представлена на изображении </w:t>
+        <w:t>Схема алгоритма работы программы представлена на изображении</w:t>
+      </w:r>
+      <w:r>
+        <w:t xml:space="preserve"> </w:t>
       </w:r>
       <w:proofErr w:type="spellStart"/>
       <w:r>
-        <w:rPr>
-          <w:lang w:val="en-US"/>
-        </w:rPr>
-        <w:t>gilba</w:t>
+        <w:t>Схема_алгоритма</w:t>
       </w:r>
       <w:proofErr w:type="spellEnd"/>
       <w:r>
-        <w:t>_</w:t>
-      </w:r>
-      <w:r>
-        <w:rPr>
-          <w:lang w:val="en-US"/>
-        </w:rPr>
-        <w:t>scheme</w:t>
-      </w:r>
-      <w:r>
         <w:t>.</w:t>
       </w:r>
-      <w:proofErr w:type="spellStart"/>
-      <w:r>
-        <w:rPr>
-          <w:lang w:val="en-US"/>
-        </w:rPr>
-        <w:t>png</w:t>
-      </w:r>
-      <w:proofErr w:type="spellEnd"/>
+      <w:r>
+        <w:rPr>
+          <w:lang w:val="en-US"/>
+        </w:rPr>
+        <w:t>jpg</w:t>
+      </w:r>
       <w:r>
         <w:t xml:space="preserve"> в репозитории.</w:t>
       </w:r>
